--- a/Base Application/Sales/Reports/SalespersonCommissionBody.docx
+++ b/Base Application/Sales/Reports/SalespersonCommissionBody.docx
@@ -54,14 +54,7 @@
         </w:trPr>
         <w:sdt>
           <w:sdtPr>
-            <w:alias w:val="AllAmountsAreInLCYLabel"/>
-            <w:tag w:val="#BC:InsertDataItem,Labels/AllAmountsAreInLCYLabel"/>
-            <w:id w:val="1797175241"/>
-            <w:placeholder>
-              <w:docPart w:val="DefaultPlaceholder_-1854013440"/>
-            </w:placeholder>
-            <w15:color w:val="808080"/>
-            <w:text/>
+            <w:dataBinding w:prefixMappings="xmlns:ns0='urn:microsoft-dynamics-nav/reports/Salesperson_Commission/115/'" w:xpath="/ns0:NavWordReportXmlPart[1]/ns0:Labels[1]/ns0:AllAmountsAreInLCYLabel[1]" w:storeItemID="{79D6D75F-D29A-40D3-A819-B215617F17D6}"/>
           </w:sdtPr>
           <w:sdtContent>
             <w:tc>
@@ -920,7 +913,7 @@
                   <w:tcPr>
                     <w:tcW w:w="406" w:type="pct"/>
                     <w:tcBorders>
-                      <w:bottom w:val="single" w:sz="4" w:space="0" w:color="auto"/>
+                      <w:bottom w:val="single" w:color="auto" w:sz="4" w:space="0"/>
                     </w:tcBorders>
                   </w:tcPr>
                   <w:p>
@@ -933,7 +926,7 @@
                   <w:tcPr>
                     <w:tcW w:w="586" w:type="pct"/>
                     <w:tcBorders>
-                      <w:bottom w:val="single" w:sz="4" w:space="0" w:color="auto"/>
+                      <w:bottom w:val="single" w:color="auto" w:sz="4" w:space="0"/>
                     </w:tcBorders>
                   </w:tcPr>
                   <w:p>
@@ -946,7 +939,7 @@
                   <w:tcPr>
                     <w:tcW w:w="554" w:type="pct"/>
                     <w:tcBorders>
-                      <w:bottom w:val="single" w:sz="4" w:space="0" w:color="auto"/>
+                      <w:bottom w:val="single" w:color="auto" w:sz="4" w:space="0"/>
                     </w:tcBorders>
                   </w:tcPr>
                   <w:p>
@@ -959,7 +952,7 @@
                   <w:tcPr>
                     <w:tcW w:w="481" w:type="pct"/>
                     <w:tcBorders>
-                      <w:bottom w:val="single" w:sz="4" w:space="0" w:color="auto"/>
+                      <w:bottom w:val="single" w:color="auto" w:sz="4" w:space="0"/>
                     </w:tcBorders>
                   </w:tcPr>
                   <w:p>
@@ -972,7 +965,7 @@
                   <w:tcPr>
                     <w:tcW w:w="473" w:type="pct"/>
                     <w:tcBorders>
-                      <w:bottom w:val="single" w:sz="4" w:space="0" w:color="auto"/>
+                      <w:bottom w:val="single" w:color="auto" w:sz="4" w:space="0"/>
                     </w:tcBorders>
                   </w:tcPr>
                   <w:p>
@@ -986,7 +979,7 @@
                     <w:tcW w:w="473" w:type="pct"/>
                     <w:gridSpan w:val="2"/>
                     <w:tcBorders>
-                      <w:bottom w:val="single" w:sz="4" w:space="0" w:color="auto"/>
+                      <w:bottom w:val="single" w:color="auto" w:sz="4" w:space="0"/>
                     </w:tcBorders>
                   </w:tcPr>
                   <w:p>
@@ -999,7 +992,7 @@
                   <w:tcPr>
                     <w:tcW w:w="676" w:type="pct"/>
                     <w:tcBorders>
-                      <w:bottom w:val="single" w:sz="4" w:space="0" w:color="auto"/>
+                      <w:bottom w:val="single" w:color="auto" w:sz="4" w:space="0"/>
                     </w:tcBorders>
                   </w:tcPr>
                   <w:p>
@@ -1012,7 +1005,7 @@
                   <w:tcPr>
                     <w:tcW w:w="677" w:type="pct"/>
                     <w:tcBorders>
-                      <w:bottom w:val="single" w:sz="4" w:space="0" w:color="auto"/>
+                      <w:bottom w:val="single" w:color="auto" w:sz="4" w:space="0"/>
                     </w:tcBorders>
                   </w:tcPr>
                   <w:p>
@@ -1025,7 +1018,7 @@
                   <w:tcPr>
                     <w:tcW w:w="674" w:type="pct"/>
                     <w:tcBorders>
-                      <w:bottom w:val="single" w:sz="4" w:space="0" w:color="auto"/>
+                      <w:bottom w:val="single" w:color="auto" w:sz="4" w:space="0"/>
                     </w:tcBorders>
                   </w:tcPr>
                   <w:p>
@@ -1045,8 +1038,8 @@
                     <w:tcW w:w="992" w:type="pct"/>
                     <w:gridSpan w:val="2"/>
                     <w:tcBorders>
-                      <w:top w:val="single" w:sz="4" w:space="0" w:color="auto"/>
-                      <w:bottom w:val="single" w:sz="4" w:space="0" w:color="auto"/>
+                      <w:top w:val="single" w:color="auto" w:sz="4" w:space="0"/>
+                      <w:bottom w:val="single" w:color="auto" w:sz="4" w:space="0"/>
                     </w:tcBorders>
                   </w:tcPr>
                   <w:sdt>
@@ -1076,8 +1069,8 @@
                   <w:tcPr>
                     <w:tcW w:w="554" w:type="pct"/>
                     <w:tcBorders>
-                      <w:top w:val="single" w:sz="4" w:space="0" w:color="auto"/>
-                      <w:bottom w:val="single" w:sz="4" w:space="0" w:color="auto"/>
+                      <w:top w:val="single" w:color="auto" w:sz="4" w:space="0"/>
+                      <w:bottom w:val="single" w:color="auto" w:sz="4" w:space="0"/>
                     </w:tcBorders>
                   </w:tcPr>
                   <w:p>
@@ -1103,8 +1096,8 @@
                       <w:tcPr>
                         <w:tcW w:w="481" w:type="pct"/>
                         <w:tcBorders>
-                          <w:top w:val="single" w:sz="4" w:space="0" w:color="auto"/>
-                          <w:bottom w:val="single" w:sz="4" w:space="0" w:color="auto"/>
+                          <w:top w:val="single" w:color="auto" w:sz="4" w:space="0"/>
+                          <w:bottom w:val="single" w:color="auto" w:sz="4" w:space="0"/>
                         </w:tcBorders>
                       </w:tcPr>
                       <w:p>
@@ -1135,8 +1128,8 @@
                       <w:tcPr>
                         <w:tcW w:w="473" w:type="pct"/>
                         <w:tcBorders>
-                          <w:top w:val="single" w:sz="4" w:space="0" w:color="auto"/>
-                          <w:bottom w:val="single" w:sz="4" w:space="0" w:color="auto"/>
+                          <w:top w:val="single" w:color="auto" w:sz="4" w:space="0"/>
+                          <w:bottom w:val="single" w:color="auto" w:sz="4" w:space="0"/>
                         </w:tcBorders>
                       </w:tcPr>
                       <w:p>
@@ -1168,8 +1161,8 @@
                         <w:tcW w:w="473" w:type="pct"/>
                         <w:gridSpan w:val="2"/>
                         <w:tcBorders>
-                          <w:top w:val="single" w:sz="4" w:space="0" w:color="auto"/>
-                          <w:bottom w:val="single" w:sz="4" w:space="0" w:color="auto"/>
+                          <w:top w:val="single" w:color="auto" w:sz="4" w:space="0"/>
+                          <w:bottom w:val="single" w:color="auto" w:sz="4" w:space="0"/>
                         </w:tcBorders>
                       </w:tcPr>
                       <w:p>
@@ -1200,8 +1193,8 @@
                       <w:tcPr>
                         <w:tcW w:w="676" w:type="pct"/>
                         <w:tcBorders>
-                          <w:top w:val="single" w:sz="4" w:space="0" w:color="auto"/>
-                          <w:bottom w:val="single" w:sz="4" w:space="0" w:color="auto"/>
+                          <w:top w:val="single" w:color="auto" w:sz="4" w:space="0"/>
+                          <w:bottom w:val="single" w:color="auto" w:sz="4" w:space="0"/>
                         </w:tcBorders>
                       </w:tcPr>
                       <w:p>
@@ -1232,8 +1225,8 @@
                       <w:tcPr>
                         <w:tcW w:w="677" w:type="pct"/>
                         <w:tcBorders>
-                          <w:top w:val="single" w:sz="4" w:space="0" w:color="auto"/>
-                          <w:bottom w:val="single" w:sz="4" w:space="0" w:color="auto"/>
+                          <w:top w:val="single" w:color="auto" w:sz="4" w:space="0"/>
+                          <w:bottom w:val="single" w:color="auto" w:sz="4" w:space="0"/>
                         </w:tcBorders>
                       </w:tcPr>
                       <w:p>
@@ -1264,8 +1257,8 @@
                       <w:tcPr>
                         <w:tcW w:w="674" w:type="pct"/>
                         <w:tcBorders>
-                          <w:top w:val="single" w:sz="4" w:space="0" w:color="auto"/>
-                          <w:bottom w:val="single" w:sz="4" w:space="0" w:color="auto"/>
+                          <w:top w:val="single" w:color="auto" w:sz="4" w:space="0"/>
+                          <w:bottom w:val="single" w:color="auto" w:sz="4" w:space="0"/>
                         </w:tcBorders>
                       </w:tcPr>
                       <w:p>

--- a/Base Application/Sales/Reports/SalespersonCommissionBody.docx
+++ b/Base Application/Sales/Reports/SalespersonCommissionBody.docx
@@ -54,7 +54,14 @@
         </w:trPr>
         <w:sdt>
           <w:sdtPr>
-            <w:dataBinding w:prefixMappings="xmlns:ns0='urn:microsoft-dynamics-nav/reports/Salesperson_Commission/115/'" w:xpath="/ns0:NavWordReportXmlPart[1]/ns0:Labels[1]/ns0:AllAmountsAreInLCYLabel[1]" w:storeItemID="{79D6D75F-D29A-40D3-A819-B215617F17D6}"/>
+            <w:alias w:val="AllAmountsAreInLCYLabel"/>
+            <w:tag w:val="#BC:InsertDataItem,Labels/AllAmountsAreInLCYLabel"/>
+            <w:id w:val="1797175241"/>
+            <w:placeholder>
+              <w:docPart w:val="DefaultPlaceholder_-1854013440"/>
+            </w:placeholder>
+            <w15:color w:val="808080"/>
+            <w:text/>
           </w:sdtPr>
           <w:sdtContent>
             <w:tc>
@@ -913,7 +920,7 @@
                   <w:tcPr>
                     <w:tcW w:w="406" w:type="pct"/>
                     <w:tcBorders>
-                      <w:bottom w:val="single" w:color="auto" w:sz="4" w:space="0"/>
+                      <w:bottom w:val="single" w:sz="4" w:space="0" w:color="auto"/>
                     </w:tcBorders>
                   </w:tcPr>
                   <w:p>
@@ -926,7 +933,7 @@
                   <w:tcPr>
                     <w:tcW w:w="586" w:type="pct"/>
                     <w:tcBorders>
-                      <w:bottom w:val="single" w:color="auto" w:sz="4" w:space="0"/>
+                      <w:bottom w:val="single" w:sz="4" w:space="0" w:color="auto"/>
                     </w:tcBorders>
                   </w:tcPr>
                   <w:p>
@@ -939,7 +946,7 @@
                   <w:tcPr>
                     <w:tcW w:w="554" w:type="pct"/>
                     <w:tcBorders>
-                      <w:bottom w:val="single" w:color="auto" w:sz="4" w:space="0"/>
+                      <w:bottom w:val="single" w:sz="4" w:space="0" w:color="auto"/>
                     </w:tcBorders>
                   </w:tcPr>
                   <w:p>
@@ -952,7 +959,7 @@
                   <w:tcPr>
                     <w:tcW w:w="481" w:type="pct"/>
                     <w:tcBorders>
-                      <w:bottom w:val="single" w:color="auto" w:sz="4" w:space="0"/>
+                      <w:bottom w:val="single" w:sz="4" w:space="0" w:color="auto"/>
                     </w:tcBorders>
                   </w:tcPr>
                   <w:p>
@@ -965,7 +972,7 @@
                   <w:tcPr>
                     <w:tcW w:w="473" w:type="pct"/>
                     <w:tcBorders>
-                      <w:bottom w:val="single" w:color="auto" w:sz="4" w:space="0"/>
+                      <w:bottom w:val="single" w:sz="4" w:space="0" w:color="auto"/>
                     </w:tcBorders>
                   </w:tcPr>
                   <w:p>
@@ -979,7 +986,7 @@
                     <w:tcW w:w="473" w:type="pct"/>
                     <w:gridSpan w:val="2"/>
                     <w:tcBorders>
-                      <w:bottom w:val="single" w:color="auto" w:sz="4" w:space="0"/>
+                      <w:bottom w:val="single" w:sz="4" w:space="0" w:color="auto"/>
                     </w:tcBorders>
                   </w:tcPr>
                   <w:p>
@@ -992,7 +999,7 @@
                   <w:tcPr>
                     <w:tcW w:w="676" w:type="pct"/>
                     <w:tcBorders>
-                      <w:bottom w:val="single" w:color="auto" w:sz="4" w:space="0"/>
+                      <w:bottom w:val="single" w:sz="4" w:space="0" w:color="auto"/>
                     </w:tcBorders>
                   </w:tcPr>
                   <w:p>
@@ -1005,7 +1012,7 @@
                   <w:tcPr>
                     <w:tcW w:w="677" w:type="pct"/>
                     <w:tcBorders>
-                      <w:bottom w:val="single" w:color="auto" w:sz="4" w:space="0"/>
+                      <w:bottom w:val="single" w:sz="4" w:space="0" w:color="auto"/>
                     </w:tcBorders>
                   </w:tcPr>
                   <w:p>
@@ -1018,7 +1025,7 @@
                   <w:tcPr>
                     <w:tcW w:w="674" w:type="pct"/>
                     <w:tcBorders>
-                      <w:bottom w:val="single" w:color="auto" w:sz="4" w:space="0"/>
+                      <w:bottom w:val="single" w:sz="4" w:space="0" w:color="auto"/>
                     </w:tcBorders>
                   </w:tcPr>
                   <w:p>
@@ -1038,8 +1045,8 @@
                     <w:tcW w:w="992" w:type="pct"/>
                     <w:gridSpan w:val="2"/>
                     <w:tcBorders>
-                      <w:top w:val="single" w:color="auto" w:sz="4" w:space="0"/>
-                      <w:bottom w:val="single" w:color="auto" w:sz="4" w:space="0"/>
+                      <w:top w:val="single" w:sz="4" w:space="0" w:color="auto"/>
+                      <w:bottom w:val="single" w:sz="4" w:space="0" w:color="auto"/>
                     </w:tcBorders>
                   </w:tcPr>
                   <w:sdt>
@@ -1069,8 +1076,8 @@
                   <w:tcPr>
                     <w:tcW w:w="554" w:type="pct"/>
                     <w:tcBorders>
-                      <w:top w:val="single" w:color="auto" w:sz="4" w:space="0"/>
-                      <w:bottom w:val="single" w:color="auto" w:sz="4" w:space="0"/>
+                      <w:top w:val="single" w:sz="4" w:space="0" w:color="auto"/>
+                      <w:bottom w:val="single" w:sz="4" w:space="0" w:color="auto"/>
                     </w:tcBorders>
                   </w:tcPr>
                   <w:p>
@@ -1096,8 +1103,8 @@
                       <w:tcPr>
                         <w:tcW w:w="481" w:type="pct"/>
                         <w:tcBorders>
-                          <w:top w:val="single" w:color="auto" w:sz="4" w:space="0"/>
-                          <w:bottom w:val="single" w:color="auto" w:sz="4" w:space="0"/>
+                          <w:top w:val="single" w:sz="4" w:space="0" w:color="auto"/>
+                          <w:bottom w:val="single" w:sz="4" w:space="0" w:color="auto"/>
                         </w:tcBorders>
                       </w:tcPr>
                       <w:p>
@@ -1128,8 +1135,8 @@
                       <w:tcPr>
                         <w:tcW w:w="473" w:type="pct"/>
                         <w:tcBorders>
-                          <w:top w:val="single" w:color="auto" w:sz="4" w:space="0"/>
-                          <w:bottom w:val="single" w:color="auto" w:sz="4" w:space="0"/>
+                          <w:top w:val="single" w:sz="4" w:space="0" w:color="auto"/>
+                          <w:bottom w:val="single" w:sz="4" w:space="0" w:color="auto"/>
                         </w:tcBorders>
                       </w:tcPr>
                       <w:p>
@@ -1161,8 +1168,8 @@
                         <w:tcW w:w="473" w:type="pct"/>
                         <w:gridSpan w:val="2"/>
                         <w:tcBorders>
-                          <w:top w:val="single" w:color="auto" w:sz="4" w:space="0"/>
-                          <w:bottom w:val="single" w:color="auto" w:sz="4" w:space="0"/>
+                          <w:top w:val="single" w:sz="4" w:space="0" w:color="auto"/>
+                          <w:bottom w:val="single" w:sz="4" w:space="0" w:color="auto"/>
                         </w:tcBorders>
                       </w:tcPr>
                       <w:p>
@@ -1193,8 +1200,8 @@
                       <w:tcPr>
                         <w:tcW w:w="676" w:type="pct"/>
                         <w:tcBorders>
-                          <w:top w:val="single" w:color="auto" w:sz="4" w:space="0"/>
-                          <w:bottom w:val="single" w:color="auto" w:sz="4" w:space="0"/>
+                          <w:top w:val="single" w:sz="4" w:space="0" w:color="auto"/>
+                          <w:bottom w:val="single" w:sz="4" w:space="0" w:color="auto"/>
                         </w:tcBorders>
                       </w:tcPr>
                       <w:p>
@@ -1225,8 +1232,8 @@
                       <w:tcPr>
                         <w:tcW w:w="677" w:type="pct"/>
                         <w:tcBorders>
-                          <w:top w:val="single" w:color="auto" w:sz="4" w:space="0"/>
-                          <w:bottom w:val="single" w:color="auto" w:sz="4" w:space="0"/>
+                          <w:top w:val="single" w:sz="4" w:space="0" w:color="auto"/>
+                          <w:bottom w:val="single" w:sz="4" w:space="0" w:color="auto"/>
                         </w:tcBorders>
                       </w:tcPr>
                       <w:p>
@@ -1257,8 +1264,8 @@
                       <w:tcPr>
                         <w:tcW w:w="674" w:type="pct"/>
                         <w:tcBorders>
-                          <w:top w:val="single" w:color="auto" w:sz="4" w:space="0"/>
-                          <w:bottom w:val="single" w:color="auto" w:sz="4" w:space="0"/>
+                          <w:top w:val="single" w:sz="4" w:space="0" w:color="auto"/>
+                          <w:bottom w:val="single" w:sz="4" w:space="0" w:color="auto"/>
                         </w:tcBorders>
                       </w:tcPr>
                       <w:p>
